--- a/assets/letterheads/Story3-Letterhead-2.docx
+++ b/assets/letterheads/Story3-Letterhead-2.docx
@@ -3043,792 +3043,22 @@
           <w:rFonts w:ascii="Newsreader" w:eastAsia="Newsreader" w:hAnsi="Newsreader" w:cs="Newsreader"/>
         </w:rPr>
       </w:pPr>
-      <w:proofErr w:type="spellStart"/>
-      <w:r>
-        <w:rPr>
-          <w:rFonts w:ascii="Newsreader" w:eastAsia="Newsreader" w:hAnsi="Newsreader" w:cs="Newsreader"/>
-        </w:rPr>
-        <w:t>Phasellus</w:t>
-      </w:r>
-      <w:proofErr w:type="spellEnd"/>
-      <w:r>
-        <w:rPr>
-          <w:rFonts w:ascii="Newsreader" w:eastAsia="Newsreader" w:hAnsi="Newsreader" w:cs="Newsreader"/>
-        </w:rPr>
-        <w:t xml:space="preserve"> in </w:t>
-      </w:r>
-      <w:proofErr w:type="spellStart"/>
-      <w:r>
-        <w:rPr>
-          <w:rFonts w:ascii="Newsreader" w:eastAsia="Newsreader" w:hAnsi="Newsreader" w:cs="Newsreader"/>
-        </w:rPr>
-        <w:t>lacus</w:t>
-      </w:r>
-      <w:proofErr w:type="spellEnd"/>
-      <w:r>
-        <w:rPr>
-          <w:rFonts w:ascii="Newsreader" w:eastAsia="Newsreader" w:hAnsi="Newsreader" w:cs="Newsreader"/>
-        </w:rPr>
-        <w:t xml:space="preserve"> </w:t>
-      </w:r>
-      <w:proofErr w:type="spellStart"/>
-      <w:r>
-        <w:rPr>
-          <w:rFonts w:ascii="Newsreader" w:eastAsia="Newsreader" w:hAnsi="Newsreader" w:cs="Newsreader"/>
-        </w:rPr>
-        <w:t>enim</w:t>
-      </w:r>
-      <w:proofErr w:type="spellEnd"/>
-      <w:r>
-        <w:rPr>
-          <w:rFonts w:ascii="Newsreader" w:eastAsia="Newsreader" w:hAnsi="Newsreader" w:cs="Newsreader"/>
-        </w:rPr>
-        <w:t xml:space="preserve">. Duis id </w:t>
-      </w:r>
-      <w:proofErr w:type="spellStart"/>
-      <w:r>
-        <w:rPr>
-          <w:rFonts w:ascii="Newsreader" w:eastAsia="Newsreader" w:hAnsi="Newsreader" w:cs="Newsreader"/>
-        </w:rPr>
-        <w:t>imperdiet</w:t>
-      </w:r>
-      <w:proofErr w:type="spellEnd"/>
-      <w:r>
-        <w:rPr>
-          <w:rFonts w:ascii="Newsreader" w:eastAsia="Newsreader" w:hAnsi="Newsreader" w:cs="Newsreader"/>
-        </w:rPr>
-        <w:t xml:space="preserve"> ex, vitae </w:t>
-      </w:r>
-      <w:proofErr w:type="spellStart"/>
-      <w:r>
-        <w:rPr>
-          <w:rFonts w:ascii="Newsreader" w:eastAsia="Newsreader" w:hAnsi="Newsreader" w:cs="Newsreader"/>
-        </w:rPr>
-        <w:t>bibendum</w:t>
-      </w:r>
-      <w:proofErr w:type="spellEnd"/>
-      <w:r>
-        <w:rPr>
-          <w:rFonts w:ascii="Newsreader" w:eastAsia="Newsreader" w:hAnsi="Newsreader" w:cs="Newsreader"/>
-        </w:rPr>
-        <w:t xml:space="preserve"> </w:t>
-      </w:r>
-      <w:proofErr w:type="spellStart"/>
-      <w:r>
-        <w:rPr>
-          <w:rFonts w:ascii="Newsreader" w:eastAsia="Newsreader" w:hAnsi="Newsreader" w:cs="Newsreader"/>
-        </w:rPr>
-        <w:t>neque</w:t>
-      </w:r>
-      <w:proofErr w:type="spellEnd"/>
-      <w:r>
-        <w:rPr>
-          <w:rFonts w:ascii="Newsreader" w:eastAsia="Newsreader" w:hAnsi="Newsreader" w:cs="Newsreader"/>
-        </w:rPr>
-        <w:t xml:space="preserve">. Nunc </w:t>
-      </w:r>
-      <w:proofErr w:type="spellStart"/>
-      <w:r>
-        <w:rPr>
-          <w:rFonts w:ascii="Newsreader" w:eastAsia="Newsreader" w:hAnsi="Newsreader" w:cs="Newsreader"/>
-        </w:rPr>
-        <w:t>elementum</w:t>
-      </w:r>
-      <w:proofErr w:type="spellEnd"/>
-      <w:r>
-        <w:rPr>
-          <w:rFonts w:ascii="Newsreader" w:eastAsia="Newsreader" w:hAnsi="Newsreader" w:cs="Newsreader"/>
-        </w:rPr>
-        <w:t xml:space="preserve"> fermentum </w:t>
-      </w:r>
-      <w:proofErr w:type="spellStart"/>
-      <w:r>
-        <w:rPr>
-          <w:rFonts w:ascii="Newsreader" w:eastAsia="Newsreader" w:hAnsi="Newsreader" w:cs="Newsreader"/>
-        </w:rPr>
-        <w:t>augue</w:t>
-      </w:r>
-      <w:proofErr w:type="spellEnd"/>
-      <w:r>
-        <w:rPr>
-          <w:rFonts w:ascii="Newsreader" w:eastAsia="Newsreader" w:hAnsi="Newsreader" w:cs="Newsreader"/>
-        </w:rPr>
-        <w:t xml:space="preserve"> non </w:t>
-      </w:r>
-      <w:proofErr w:type="spellStart"/>
-      <w:r>
-        <w:rPr>
-          <w:rFonts w:ascii="Newsreader" w:eastAsia="Newsreader" w:hAnsi="Newsreader" w:cs="Newsreader"/>
-        </w:rPr>
-        <w:t>sodales</w:t>
-      </w:r>
-      <w:proofErr w:type="spellEnd"/>
-      <w:r>
-        <w:rPr>
-          <w:rFonts w:ascii="Newsreader" w:eastAsia="Newsreader" w:hAnsi="Newsreader" w:cs="Newsreader"/>
-        </w:rPr>
-        <w:t xml:space="preserve">. Vestibulum </w:t>
-      </w:r>
-      <w:proofErr w:type="spellStart"/>
-      <w:r>
-        <w:rPr>
-          <w:rFonts w:ascii="Newsreader" w:eastAsia="Newsreader" w:hAnsi="Newsreader" w:cs="Newsreader"/>
-        </w:rPr>
-        <w:t>accumsan</w:t>
-      </w:r>
-      <w:proofErr w:type="spellEnd"/>
-      <w:r>
-        <w:rPr>
-          <w:rFonts w:ascii="Newsreader" w:eastAsia="Newsreader" w:hAnsi="Newsreader" w:cs="Newsreader"/>
-        </w:rPr>
-        <w:t xml:space="preserve"> sit </w:t>
-      </w:r>
-      <w:proofErr w:type="spellStart"/>
-      <w:r>
-        <w:rPr>
-          <w:rFonts w:ascii="Newsreader" w:eastAsia="Newsreader" w:hAnsi="Newsreader" w:cs="Newsreader"/>
-        </w:rPr>
-        <w:t>amet</w:t>
-      </w:r>
-      <w:proofErr w:type="spellEnd"/>
-      <w:r>
-        <w:rPr>
-          <w:rFonts w:ascii="Newsreader" w:eastAsia="Newsreader" w:hAnsi="Newsreader" w:cs="Newsreader"/>
-        </w:rPr>
-        <w:t xml:space="preserve"> </w:t>
-      </w:r>
-      <w:proofErr w:type="spellStart"/>
-      <w:r>
-        <w:rPr>
-          <w:rFonts w:ascii="Newsreader" w:eastAsia="Newsreader" w:hAnsi="Newsreader" w:cs="Newsreader"/>
-        </w:rPr>
-        <w:t>mauris</w:t>
-      </w:r>
-      <w:proofErr w:type="spellEnd"/>
-      <w:r>
-        <w:rPr>
-          <w:rFonts w:ascii="Newsreader" w:eastAsia="Newsreader" w:hAnsi="Newsreader" w:cs="Newsreader"/>
-        </w:rPr>
-        <w:t xml:space="preserve"> in </w:t>
-      </w:r>
-      <w:proofErr w:type="spellStart"/>
-      <w:r>
-        <w:rPr>
-          <w:rFonts w:ascii="Newsreader" w:eastAsia="Newsreader" w:hAnsi="Newsreader" w:cs="Newsreader"/>
-        </w:rPr>
-        <w:t>laoreet</w:t>
-      </w:r>
-      <w:proofErr w:type="spellEnd"/>
-      <w:r>
-        <w:rPr>
-          <w:rFonts w:ascii="Newsreader" w:eastAsia="Newsreader" w:hAnsi="Newsreader" w:cs="Newsreader"/>
-        </w:rPr>
-        <w:t xml:space="preserve">. </w:t>
-      </w:r>
-      <w:proofErr w:type="spellStart"/>
-      <w:r>
-        <w:rPr>
-          <w:rFonts w:ascii="Newsreader" w:eastAsia="Newsreader" w:hAnsi="Newsreader" w:cs="Newsreader"/>
-        </w:rPr>
-        <w:t>Nulla</w:t>
-      </w:r>
-      <w:proofErr w:type="spellEnd"/>
-      <w:r>
-        <w:rPr>
-          <w:rFonts w:ascii="Newsreader" w:eastAsia="Newsreader" w:hAnsi="Newsreader" w:cs="Newsreader"/>
-        </w:rPr>
-        <w:t xml:space="preserve"> tempus </w:t>
-      </w:r>
-      <w:proofErr w:type="spellStart"/>
-      <w:r>
-        <w:rPr>
-          <w:rFonts w:ascii="Newsreader" w:eastAsia="Newsreader" w:hAnsi="Newsreader" w:cs="Newsreader"/>
-        </w:rPr>
-        <w:t>quam</w:t>
-      </w:r>
-      <w:proofErr w:type="spellEnd"/>
-      <w:r>
-        <w:rPr>
-          <w:rFonts w:ascii="Newsreader" w:eastAsia="Newsreader" w:hAnsi="Newsreader" w:cs="Newsreader"/>
-        </w:rPr>
-        <w:t xml:space="preserve"> a dui </w:t>
-      </w:r>
-      <w:proofErr w:type="spellStart"/>
-      <w:r>
-        <w:rPr>
-          <w:rFonts w:ascii="Newsreader" w:eastAsia="Newsreader" w:hAnsi="Newsreader" w:cs="Newsreader"/>
-        </w:rPr>
-        <w:t>hendrerit</w:t>
-      </w:r>
-      <w:proofErr w:type="spellEnd"/>
-      <w:r>
-        <w:rPr>
-          <w:rFonts w:ascii="Newsreader" w:eastAsia="Newsreader" w:hAnsi="Newsreader" w:cs="Newsreader"/>
-        </w:rPr>
-        <w:t xml:space="preserve"> </w:t>
-      </w:r>
-      <w:proofErr w:type="spellStart"/>
-      <w:r>
-        <w:rPr>
-          <w:rFonts w:ascii="Newsreader" w:eastAsia="Newsreader" w:hAnsi="Newsreader" w:cs="Newsreader"/>
-        </w:rPr>
-        <w:t>egestas</w:t>
-      </w:r>
-      <w:proofErr w:type="spellEnd"/>
-      <w:r>
-        <w:rPr>
-          <w:rFonts w:ascii="Newsreader" w:eastAsia="Newsreader" w:hAnsi="Newsreader" w:cs="Newsreader"/>
-        </w:rPr>
-        <w:t xml:space="preserve">. Integer </w:t>
-      </w:r>
-      <w:proofErr w:type="spellStart"/>
-      <w:r>
-        <w:rPr>
-          <w:rFonts w:ascii="Newsreader" w:eastAsia="Newsreader" w:hAnsi="Newsreader" w:cs="Newsreader"/>
-        </w:rPr>
-        <w:t>nulla</w:t>
-      </w:r>
-      <w:proofErr w:type="spellEnd"/>
-      <w:r>
-        <w:rPr>
-          <w:rFonts w:ascii="Newsreader" w:eastAsia="Newsreader" w:hAnsi="Newsreader" w:cs="Newsreader"/>
-        </w:rPr>
-        <w:t xml:space="preserve"> </w:t>
-      </w:r>
-      <w:proofErr w:type="spellStart"/>
-      <w:r>
-        <w:rPr>
-          <w:rFonts w:ascii="Newsreader" w:eastAsia="Newsreader" w:hAnsi="Newsreader" w:cs="Newsreader"/>
-        </w:rPr>
-        <w:t>lacus</w:t>
-      </w:r>
-      <w:proofErr w:type="spellEnd"/>
-      <w:r>
-        <w:rPr>
-          <w:rFonts w:ascii="Newsreader" w:eastAsia="Newsreader" w:hAnsi="Newsreader" w:cs="Newsreader"/>
-        </w:rPr>
-        <w:t xml:space="preserve">, auctor </w:t>
-      </w:r>
-      <w:proofErr w:type="spellStart"/>
-      <w:r>
-        <w:rPr>
-          <w:rFonts w:ascii="Newsreader" w:eastAsia="Newsreader" w:hAnsi="Newsreader" w:cs="Newsreader"/>
-        </w:rPr>
-        <w:t>laoreet</w:t>
-      </w:r>
-      <w:proofErr w:type="spellEnd"/>
-      <w:r>
-        <w:rPr>
-          <w:rFonts w:ascii="Newsreader" w:eastAsia="Newsreader" w:hAnsi="Newsreader" w:cs="Newsreader"/>
-        </w:rPr>
-        <w:t xml:space="preserve"> </w:t>
-      </w:r>
-      <w:proofErr w:type="spellStart"/>
-      <w:r>
-        <w:rPr>
-          <w:rFonts w:ascii="Newsreader" w:eastAsia="Newsreader" w:hAnsi="Newsreader" w:cs="Newsreader"/>
-        </w:rPr>
-        <w:t>elit</w:t>
-      </w:r>
-      <w:proofErr w:type="spellEnd"/>
-      <w:r>
-        <w:rPr>
-          <w:rFonts w:ascii="Newsreader" w:eastAsia="Newsreader" w:hAnsi="Newsreader" w:cs="Newsreader"/>
-        </w:rPr>
-        <w:t xml:space="preserve"> ac, </w:t>
-      </w:r>
-      <w:proofErr w:type="spellStart"/>
-      <w:r>
-        <w:rPr>
-          <w:rFonts w:ascii="Newsreader" w:eastAsia="Newsreader" w:hAnsi="Newsreader" w:cs="Newsreader"/>
-        </w:rPr>
-        <w:t>ornare</w:t>
-      </w:r>
-      <w:proofErr w:type="spellEnd"/>
-      <w:r>
-        <w:rPr>
-          <w:rFonts w:ascii="Newsreader" w:eastAsia="Newsreader" w:hAnsi="Newsreader" w:cs="Newsreader"/>
-        </w:rPr>
-        <w:t xml:space="preserve"> </w:t>
-      </w:r>
-      <w:proofErr w:type="spellStart"/>
-      <w:r>
-        <w:rPr>
-          <w:rFonts w:ascii="Newsreader" w:eastAsia="Newsreader" w:hAnsi="Newsreader" w:cs="Newsreader"/>
-        </w:rPr>
-        <w:t>lobortis</w:t>
-      </w:r>
-      <w:proofErr w:type="spellEnd"/>
-      <w:r>
-        <w:rPr>
-          <w:rFonts w:ascii="Newsreader" w:eastAsia="Newsreader" w:hAnsi="Newsreader" w:cs="Newsreader"/>
-        </w:rPr>
-        <w:t xml:space="preserve"> sem. </w:t>
-      </w:r>
-      <w:proofErr w:type="spellStart"/>
-      <w:r>
-        <w:rPr>
-          <w:rFonts w:ascii="Newsreader" w:eastAsia="Newsreader" w:hAnsi="Newsreader" w:cs="Newsreader"/>
-        </w:rPr>
-        <w:t>Praesent</w:t>
-      </w:r>
-      <w:proofErr w:type="spellEnd"/>
-      <w:r>
-        <w:rPr>
-          <w:rFonts w:ascii="Newsreader" w:eastAsia="Newsreader" w:hAnsi="Newsreader" w:cs="Newsreader"/>
-        </w:rPr>
-        <w:t xml:space="preserve"> </w:t>
-      </w:r>
-      <w:proofErr w:type="spellStart"/>
-      <w:r>
-        <w:rPr>
-          <w:rFonts w:ascii="Newsreader" w:eastAsia="Newsreader" w:hAnsi="Newsreader" w:cs="Newsreader"/>
-        </w:rPr>
-        <w:t>accumsan</w:t>
-      </w:r>
-      <w:proofErr w:type="spellEnd"/>
-      <w:r>
-        <w:rPr>
-          <w:rFonts w:ascii="Newsreader" w:eastAsia="Newsreader" w:hAnsi="Newsreader" w:cs="Newsreader"/>
-        </w:rPr>
-        <w:t xml:space="preserve"> ligula in pulvinar </w:t>
-      </w:r>
-      <w:proofErr w:type="spellStart"/>
-      <w:r>
-        <w:rPr>
-          <w:rFonts w:ascii="Newsreader" w:eastAsia="Newsreader" w:hAnsi="Newsreader" w:cs="Newsreader"/>
-        </w:rPr>
-        <w:t>interdum</w:t>
-      </w:r>
-      <w:proofErr w:type="spellEnd"/>
-      <w:r>
-        <w:rPr>
-          <w:rFonts w:ascii="Newsreader" w:eastAsia="Newsreader" w:hAnsi="Newsreader" w:cs="Newsreader"/>
-        </w:rPr>
-        <w:t xml:space="preserve">. </w:t>
-      </w:r>
-      <w:proofErr w:type="spellStart"/>
-      <w:r>
-        <w:rPr>
-          <w:rFonts w:ascii="Newsreader" w:eastAsia="Newsreader" w:hAnsi="Newsreader" w:cs="Newsreader"/>
-        </w:rPr>
-        <w:t>Vivamus</w:t>
-      </w:r>
-      <w:proofErr w:type="spellEnd"/>
-      <w:r>
-        <w:rPr>
-          <w:rFonts w:ascii="Newsreader" w:eastAsia="Newsreader" w:hAnsi="Newsreader" w:cs="Newsreader"/>
-        </w:rPr>
-        <w:t xml:space="preserve"> </w:t>
-      </w:r>
-      <w:proofErr w:type="spellStart"/>
-      <w:r>
-        <w:rPr>
-          <w:rFonts w:ascii="Newsreader" w:eastAsia="Newsreader" w:hAnsi="Newsreader" w:cs="Newsreader"/>
-        </w:rPr>
-        <w:t>ut</w:t>
-      </w:r>
-      <w:proofErr w:type="spellEnd"/>
-      <w:r>
-        <w:rPr>
-          <w:rFonts w:ascii="Newsreader" w:eastAsia="Newsreader" w:hAnsi="Newsreader" w:cs="Newsreader"/>
-        </w:rPr>
-        <w:t xml:space="preserve"> </w:t>
-      </w:r>
-      <w:proofErr w:type="spellStart"/>
-      <w:r>
-        <w:rPr>
-          <w:rFonts w:ascii="Newsreader" w:eastAsia="Newsreader" w:hAnsi="Newsreader" w:cs="Newsreader"/>
-        </w:rPr>
-        <w:t>purus</w:t>
-      </w:r>
-      <w:proofErr w:type="spellEnd"/>
-      <w:r>
-        <w:rPr>
-          <w:rFonts w:ascii="Newsreader" w:eastAsia="Newsreader" w:hAnsi="Newsreader" w:cs="Newsreader"/>
-        </w:rPr>
-        <w:t xml:space="preserve"> </w:t>
-      </w:r>
-      <w:proofErr w:type="spellStart"/>
-      <w:r>
-        <w:rPr>
-          <w:rFonts w:ascii="Newsreader" w:eastAsia="Newsreader" w:hAnsi="Newsreader" w:cs="Newsreader"/>
-        </w:rPr>
-        <w:t>faucibus</w:t>
-      </w:r>
-      <w:proofErr w:type="spellEnd"/>
-      <w:r>
-        <w:rPr>
-          <w:rFonts w:ascii="Newsreader" w:eastAsia="Newsreader" w:hAnsi="Newsreader" w:cs="Newsreader"/>
-        </w:rPr>
-        <w:t xml:space="preserve"> magna </w:t>
-      </w:r>
-      <w:proofErr w:type="spellStart"/>
-      <w:r>
-        <w:rPr>
-          <w:rFonts w:ascii="Newsreader" w:eastAsia="Newsreader" w:hAnsi="Newsreader" w:cs="Newsreader"/>
-        </w:rPr>
-        <w:t>molestie</w:t>
-      </w:r>
-      <w:proofErr w:type="spellEnd"/>
-      <w:r>
-        <w:rPr>
-          <w:rFonts w:ascii="Newsreader" w:eastAsia="Newsreader" w:hAnsi="Newsreader" w:cs="Newsreader"/>
-        </w:rPr>
-        <w:t xml:space="preserve"> </w:t>
-      </w:r>
-      <w:proofErr w:type="spellStart"/>
-      <w:r>
-        <w:rPr>
-          <w:rFonts w:ascii="Newsreader" w:eastAsia="Newsreader" w:hAnsi="Newsreader" w:cs="Newsreader"/>
-        </w:rPr>
-        <w:t>viverra</w:t>
-      </w:r>
-      <w:proofErr w:type="spellEnd"/>
-      <w:r>
-        <w:rPr>
-          <w:rFonts w:ascii="Newsreader" w:eastAsia="Newsreader" w:hAnsi="Newsreader" w:cs="Newsreader"/>
-        </w:rPr>
-        <w:t xml:space="preserve"> </w:t>
-      </w:r>
-      <w:proofErr w:type="spellStart"/>
-      <w:r>
-        <w:rPr>
-          <w:rFonts w:ascii="Newsreader" w:eastAsia="Newsreader" w:hAnsi="Newsreader" w:cs="Newsreader"/>
-        </w:rPr>
-        <w:t>tincidunt</w:t>
-      </w:r>
-      <w:proofErr w:type="spellEnd"/>
-      <w:r>
-        <w:rPr>
-          <w:rFonts w:ascii="Newsreader" w:eastAsia="Newsreader" w:hAnsi="Newsreader" w:cs="Newsreader"/>
-        </w:rPr>
-        <w:t xml:space="preserve"> sed </w:t>
-      </w:r>
-      <w:proofErr w:type="spellStart"/>
-      <w:r>
-        <w:rPr>
-          <w:rFonts w:ascii="Newsreader" w:eastAsia="Newsreader" w:hAnsi="Newsreader" w:cs="Newsreader"/>
-        </w:rPr>
-        <w:t>elit</w:t>
-      </w:r>
-      <w:proofErr w:type="spellEnd"/>
-      <w:r>
-        <w:rPr>
-          <w:rFonts w:ascii="Newsreader" w:eastAsia="Newsreader" w:hAnsi="Newsreader" w:cs="Newsreader"/>
-        </w:rPr>
-        <w:t xml:space="preserve">. Nam et </w:t>
-      </w:r>
-      <w:proofErr w:type="spellStart"/>
-      <w:r>
-        <w:rPr>
-          <w:rFonts w:ascii="Newsreader" w:eastAsia="Newsreader" w:hAnsi="Newsreader" w:cs="Newsreader"/>
-        </w:rPr>
-        <w:t>dignissim</w:t>
-      </w:r>
-      <w:proofErr w:type="spellEnd"/>
-      <w:r>
-        <w:rPr>
-          <w:rFonts w:ascii="Newsreader" w:eastAsia="Newsreader" w:hAnsi="Newsreader" w:cs="Newsreader"/>
-        </w:rPr>
-        <w:t xml:space="preserve"> dui. Donec lacinia </w:t>
-      </w:r>
-      <w:proofErr w:type="spellStart"/>
-      <w:r>
-        <w:rPr>
-          <w:rFonts w:ascii="Newsreader" w:eastAsia="Newsreader" w:hAnsi="Newsreader" w:cs="Newsreader"/>
-        </w:rPr>
-        <w:t>eleifend</w:t>
-      </w:r>
-      <w:proofErr w:type="spellEnd"/>
-      <w:r>
-        <w:rPr>
-          <w:rFonts w:ascii="Newsreader" w:eastAsia="Newsreader" w:hAnsi="Newsreader" w:cs="Newsreader"/>
-        </w:rPr>
-        <w:t xml:space="preserve"> </w:t>
-      </w:r>
-      <w:proofErr w:type="spellStart"/>
-      <w:r>
-        <w:rPr>
-          <w:rFonts w:ascii="Newsreader" w:eastAsia="Newsreader" w:hAnsi="Newsreader" w:cs="Newsreader"/>
-        </w:rPr>
-        <w:t>dignissim</w:t>
-      </w:r>
-      <w:proofErr w:type="spellEnd"/>
-      <w:r>
-        <w:rPr>
-          <w:rFonts w:ascii="Newsreader" w:eastAsia="Newsreader" w:hAnsi="Newsreader" w:cs="Newsreader"/>
-        </w:rPr>
-        <w:t xml:space="preserve">. Donec non eros </w:t>
-      </w:r>
-      <w:proofErr w:type="spellStart"/>
-      <w:r>
-        <w:rPr>
-          <w:rFonts w:ascii="Newsreader" w:eastAsia="Newsreader" w:hAnsi="Newsreader" w:cs="Newsreader"/>
-        </w:rPr>
-        <w:t>finibus</w:t>
-      </w:r>
-      <w:proofErr w:type="spellEnd"/>
-      <w:r>
-        <w:rPr>
-          <w:rFonts w:ascii="Newsreader" w:eastAsia="Newsreader" w:hAnsi="Newsreader" w:cs="Newsreader"/>
-        </w:rPr>
-        <w:t xml:space="preserve">, </w:t>
-      </w:r>
-      <w:proofErr w:type="spellStart"/>
-      <w:r>
-        <w:rPr>
-          <w:rFonts w:ascii="Newsreader" w:eastAsia="Newsreader" w:hAnsi="Newsreader" w:cs="Newsreader"/>
-        </w:rPr>
-        <w:t>sodales</w:t>
-      </w:r>
-      <w:proofErr w:type="spellEnd"/>
-      <w:r>
-        <w:rPr>
-          <w:rFonts w:ascii="Newsreader" w:eastAsia="Newsreader" w:hAnsi="Newsreader" w:cs="Newsreader"/>
-        </w:rPr>
-        <w:t xml:space="preserve"> </w:t>
-      </w:r>
-      <w:proofErr w:type="spellStart"/>
-      <w:r>
-        <w:rPr>
-          <w:rFonts w:ascii="Newsreader" w:eastAsia="Newsreader" w:hAnsi="Newsreader" w:cs="Newsreader"/>
-        </w:rPr>
-        <w:t>sem</w:t>
-      </w:r>
-      <w:proofErr w:type="spellEnd"/>
-      <w:r>
-        <w:rPr>
-          <w:rFonts w:ascii="Newsreader" w:eastAsia="Newsreader" w:hAnsi="Newsreader" w:cs="Newsreader"/>
-        </w:rPr>
-        <w:t xml:space="preserve"> vel, </w:t>
-      </w:r>
-      <w:proofErr w:type="spellStart"/>
-      <w:r>
-        <w:rPr>
-          <w:rFonts w:ascii="Newsreader" w:eastAsia="Newsreader" w:hAnsi="Newsreader" w:cs="Newsreader"/>
-        </w:rPr>
-        <w:t>porttitor</w:t>
-      </w:r>
-      <w:proofErr w:type="spellEnd"/>
-      <w:r>
-        <w:rPr>
-          <w:rFonts w:ascii="Newsreader" w:eastAsia="Newsreader" w:hAnsi="Newsreader" w:cs="Newsreader"/>
-        </w:rPr>
-        <w:t xml:space="preserve"> ex. Sed </w:t>
-      </w:r>
-      <w:proofErr w:type="spellStart"/>
-      <w:r>
-        <w:rPr>
-          <w:rFonts w:ascii="Newsreader" w:eastAsia="Newsreader" w:hAnsi="Newsreader" w:cs="Newsreader"/>
-        </w:rPr>
-        <w:t>dapibus</w:t>
-      </w:r>
-      <w:proofErr w:type="spellEnd"/>
-      <w:r>
-        <w:rPr>
-          <w:rFonts w:ascii="Newsreader" w:eastAsia="Newsreader" w:hAnsi="Newsreader" w:cs="Newsreader"/>
-        </w:rPr>
-        <w:t xml:space="preserve"> dui sed </w:t>
-      </w:r>
-      <w:proofErr w:type="spellStart"/>
-      <w:r>
-        <w:rPr>
-          <w:rFonts w:ascii="Newsreader" w:eastAsia="Newsreader" w:hAnsi="Newsreader" w:cs="Newsreader"/>
-        </w:rPr>
-        <w:t>odio</w:t>
-      </w:r>
-      <w:proofErr w:type="spellEnd"/>
-      <w:r>
-        <w:rPr>
-          <w:rFonts w:ascii="Newsreader" w:eastAsia="Newsreader" w:hAnsi="Newsreader" w:cs="Newsreader"/>
-        </w:rPr>
-        <w:t xml:space="preserve"> </w:t>
-      </w:r>
-      <w:proofErr w:type="spellStart"/>
-      <w:r>
-        <w:rPr>
-          <w:rFonts w:ascii="Newsreader" w:eastAsia="Newsreader" w:hAnsi="Newsreader" w:cs="Newsreader"/>
-        </w:rPr>
-        <w:t>tincidunt</w:t>
-      </w:r>
-      <w:proofErr w:type="spellEnd"/>
-      <w:r>
-        <w:rPr>
-          <w:rFonts w:ascii="Newsreader" w:eastAsia="Newsreader" w:hAnsi="Newsreader" w:cs="Newsreader"/>
-        </w:rPr>
-        <w:t xml:space="preserve"> </w:t>
-      </w:r>
-      <w:proofErr w:type="spellStart"/>
-      <w:r>
-        <w:rPr>
-          <w:rFonts w:ascii="Newsreader" w:eastAsia="Newsreader" w:hAnsi="Newsreader" w:cs="Newsreader"/>
-        </w:rPr>
-        <w:t>fringilla</w:t>
-      </w:r>
-      <w:proofErr w:type="spellEnd"/>
-      <w:r>
-        <w:rPr>
-          <w:rFonts w:ascii="Newsreader" w:eastAsia="Newsreader" w:hAnsi="Newsreader" w:cs="Newsreader"/>
-        </w:rPr>
-        <w:t xml:space="preserve">. </w:t>
-      </w:r>
-      <w:proofErr w:type="spellStart"/>
-      <w:r>
-        <w:rPr>
-          <w:rFonts w:ascii="Newsreader" w:eastAsia="Newsreader" w:hAnsi="Newsreader" w:cs="Newsreader"/>
-        </w:rPr>
-        <w:t>Praesent</w:t>
-      </w:r>
-      <w:proofErr w:type="spellEnd"/>
-      <w:r>
-        <w:rPr>
-          <w:rFonts w:ascii="Newsreader" w:eastAsia="Newsreader" w:hAnsi="Newsreader" w:cs="Newsreader"/>
-        </w:rPr>
-        <w:t xml:space="preserve"> sed nisi a </w:t>
-      </w:r>
-      <w:proofErr w:type="spellStart"/>
-      <w:r>
-        <w:rPr>
-          <w:rFonts w:ascii="Newsreader" w:eastAsia="Newsreader" w:hAnsi="Newsreader" w:cs="Newsreader"/>
-        </w:rPr>
-        <w:t>quam</w:t>
-      </w:r>
-      <w:proofErr w:type="spellEnd"/>
-      <w:r>
-        <w:rPr>
-          <w:rFonts w:ascii="Newsreader" w:eastAsia="Newsreader" w:hAnsi="Newsreader" w:cs="Newsreader"/>
-        </w:rPr>
-        <w:t xml:space="preserve"> </w:t>
-      </w:r>
-      <w:proofErr w:type="spellStart"/>
-      <w:r>
-        <w:rPr>
-          <w:rFonts w:ascii="Newsreader" w:eastAsia="Newsreader" w:hAnsi="Newsreader" w:cs="Newsreader"/>
-        </w:rPr>
-        <w:t>sodales</w:t>
-      </w:r>
-      <w:proofErr w:type="spellEnd"/>
-      <w:r>
-        <w:rPr>
-          <w:rFonts w:ascii="Newsreader" w:eastAsia="Newsreader" w:hAnsi="Newsreader" w:cs="Newsreader"/>
-        </w:rPr>
-        <w:t xml:space="preserve"> </w:t>
-      </w:r>
-      <w:proofErr w:type="spellStart"/>
-      <w:r>
-        <w:rPr>
-          <w:rFonts w:ascii="Newsreader" w:eastAsia="Newsreader" w:hAnsi="Newsreader" w:cs="Newsreader"/>
-        </w:rPr>
-        <w:t>fringilla</w:t>
-      </w:r>
-      <w:proofErr w:type="spellEnd"/>
-      <w:r>
-        <w:rPr>
-          <w:rFonts w:ascii="Newsreader" w:eastAsia="Newsreader" w:hAnsi="Newsreader" w:cs="Newsreader"/>
-        </w:rPr>
-        <w:t xml:space="preserve"> </w:t>
-      </w:r>
-      <w:proofErr w:type="spellStart"/>
-      <w:r>
-        <w:rPr>
-          <w:rFonts w:ascii="Newsreader" w:eastAsia="Newsreader" w:hAnsi="Newsreader" w:cs="Newsreader"/>
-        </w:rPr>
-        <w:t>eu</w:t>
-      </w:r>
-      <w:proofErr w:type="spellEnd"/>
-      <w:r>
-        <w:rPr>
-          <w:rFonts w:ascii="Newsreader" w:eastAsia="Newsreader" w:hAnsi="Newsreader" w:cs="Newsreader"/>
-        </w:rPr>
-        <w:t xml:space="preserve"> vel dui. Nam </w:t>
-      </w:r>
-      <w:proofErr w:type="spellStart"/>
-      <w:r>
-        <w:rPr>
-          <w:rFonts w:ascii="Newsreader" w:eastAsia="Newsreader" w:hAnsi="Newsreader" w:cs="Newsreader"/>
-        </w:rPr>
-        <w:t>congue</w:t>
-      </w:r>
-      <w:proofErr w:type="spellEnd"/>
-      <w:r>
-        <w:rPr>
-          <w:rFonts w:ascii="Newsreader" w:eastAsia="Newsreader" w:hAnsi="Newsreader" w:cs="Newsreader"/>
-        </w:rPr>
-        <w:t xml:space="preserve"> id diam at </w:t>
-      </w:r>
-      <w:proofErr w:type="spellStart"/>
-      <w:r>
-        <w:rPr>
-          <w:rFonts w:ascii="Newsreader" w:eastAsia="Newsreader" w:hAnsi="Newsreader" w:cs="Newsreader"/>
-        </w:rPr>
-        <w:t>interdum</w:t>
-      </w:r>
-      <w:proofErr w:type="spellEnd"/>
-      <w:r>
-        <w:rPr>
-          <w:rFonts w:ascii="Newsreader" w:eastAsia="Newsreader" w:hAnsi="Newsreader" w:cs="Newsreader"/>
-        </w:rPr>
-        <w:t xml:space="preserve">. Mauris </w:t>
-      </w:r>
-      <w:proofErr w:type="spellStart"/>
-      <w:r>
-        <w:rPr>
-          <w:rFonts w:ascii="Newsreader" w:eastAsia="Newsreader" w:hAnsi="Newsreader" w:cs="Newsreader"/>
-        </w:rPr>
-        <w:t>viverra</w:t>
-      </w:r>
-      <w:proofErr w:type="spellEnd"/>
-      <w:r>
-        <w:rPr>
-          <w:rFonts w:ascii="Newsreader" w:eastAsia="Newsreader" w:hAnsi="Newsreader" w:cs="Newsreader"/>
-        </w:rPr>
-        <w:t xml:space="preserve"> </w:t>
-      </w:r>
-      <w:proofErr w:type="spellStart"/>
-      <w:r>
-        <w:rPr>
-          <w:rFonts w:ascii="Newsreader" w:eastAsia="Newsreader" w:hAnsi="Newsreader" w:cs="Newsreader"/>
-        </w:rPr>
-        <w:t>sollicitudin</w:t>
-      </w:r>
-      <w:proofErr w:type="spellEnd"/>
-      <w:r>
-        <w:rPr>
-          <w:rFonts w:ascii="Newsreader" w:eastAsia="Newsreader" w:hAnsi="Newsreader" w:cs="Newsreader"/>
-        </w:rPr>
-        <w:t xml:space="preserve"> </w:t>
-      </w:r>
-      <w:proofErr w:type="spellStart"/>
-      <w:r>
-        <w:rPr>
-          <w:rFonts w:ascii="Newsreader" w:eastAsia="Newsreader" w:hAnsi="Newsreader" w:cs="Newsreader"/>
-        </w:rPr>
-        <w:t>justo</w:t>
-      </w:r>
-      <w:proofErr w:type="spellEnd"/>
-      <w:r>
-        <w:rPr>
-          <w:rFonts w:ascii="Newsreader" w:eastAsia="Newsreader" w:hAnsi="Newsreader" w:cs="Newsreader"/>
-        </w:rPr>
-        <w:t xml:space="preserve">, et convallis est pharetra </w:t>
-      </w:r>
       <w:r>
         <w:rPr>
           <w:rFonts w:ascii="Newsreader" w:eastAsia="Newsreader" w:hAnsi="Newsreader" w:cs="Newsreader"/>
           <w:noProof/>
         </w:rPr>
         <w:drawing>
-          <wp:anchor distT="114300" distB="114300" distL="114300" distR="114300" simplePos="0" relativeHeight="251658240" behindDoc="1" locked="0" layoutInCell="1" hidden="0" allowOverlap="1" wp14:anchorId="136B736C" wp14:editId="1C37B121">
+          <wp:anchor distT="114300" distB="114300" distL="114300" distR="114300" simplePos="0" relativeHeight="251658240" behindDoc="1" locked="0" layoutInCell="1" hidden="0" allowOverlap="1" wp14:anchorId="136B736C" wp14:editId="3F3E89A8">
             <wp:simplePos x="0" y="0"/>
             <wp:positionH relativeFrom="page">
-              <wp:posOffset>3474720</wp:posOffset>
+              <wp:posOffset>3472815</wp:posOffset>
             </wp:positionH>
             <wp:positionV relativeFrom="page">
-              <wp:posOffset>8869680</wp:posOffset>
+              <wp:posOffset>8872855</wp:posOffset>
             </wp:positionV>
-            <wp:extent cx="821055" cy="262738"/>
-            <wp:effectExtent l="0" t="0" r="0" b="0"/>
+            <wp:extent cx="817245" cy="262255"/>
+            <wp:effectExtent l="0" t="0" r="0" b="4445"/>
             <wp:wrapNone/>
             <wp:docPr id="4" name="image2.png"/>
             <wp:cNvGraphicFramePr/>
@@ -3836,12 +3066,17 @@
               <a:graphicData uri="http://schemas.openxmlformats.org/drawingml/2006/picture">
                 <pic:pic xmlns:pic="http://schemas.openxmlformats.org/drawingml/2006/picture">
                   <pic:nvPicPr>
-                    <pic:cNvPr id="0" name="image2.png"/>
+                    <pic:cNvPr id="4" name="image2.png"/>
                     <pic:cNvPicPr preferRelativeResize="0"/>
                   </pic:nvPicPr>
                   <pic:blipFill>
-                    <a:blip r:embed="rId6"/>
-                    <a:srcRect/>
+                    <a:blip r:embed="rId6">
+                      <a:extLst>
+                        <a:ext uri="{96DAC541-7B7A-43D3-8B79-37D633B846F1}">
+                          <asvg:svgBlip xmlns:asvg="http://schemas.microsoft.com/office/drawing/2016/SVG/main" r:embed="rId7"/>
+                        </a:ext>
+                      </a:extLst>
+                    </a:blip>
                     <a:stretch>
                       <a:fillRect/>
                     </a:stretch>
@@ -3849,12 +3084,11 @@
                   <pic:spPr>
                     <a:xfrm>
                       <a:off x="0" y="0"/>
-                      <a:ext cx="821055" cy="262738"/>
+                      <a:ext cx="817245" cy="262255"/>
                     </a:xfrm>
                     <a:prstGeom prst="rect">
                       <a:avLst/>
                     </a:prstGeom>
-                    <a:ln/>
                   </pic:spPr>
                 </pic:pic>
               </a:graphicData>
@@ -3862,11 +3096,761 @@
           </wp:anchor>
         </w:drawing>
       </w:r>
-      <w:r>
-        <w:rPr>
-          <w:rFonts w:ascii="Newsreader" w:eastAsia="Newsreader" w:hAnsi="Newsreader" w:cs="Newsreader"/>
-        </w:rPr>
-        <w:t xml:space="preserve">vel. Donec </w:t>
+      <w:proofErr w:type="spellStart"/>
+      <w:r>
+        <w:rPr>
+          <w:rFonts w:ascii="Newsreader" w:eastAsia="Newsreader" w:hAnsi="Newsreader" w:cs="Newsreader"/>
+        </w:rPr>
+        <w:t>Phasellus</w:t>
+      </w:r>
+      <w:proofErr w:type="spellEnd"/>
+      <w:r>
+        <w:rPr>
+          <w:rFonts w:ascii="Newsreader" w:eastAsia="Newsreader" w:hAnsi="Newsreader" w:cs="Newsreader"/>
+        </w:rPr>
+        <w:t xml:space="preserve"> in </w:t>
+      </w:r>
+      <w:proofErr w:type="spellStart"/>
+      <w:r>
+        <w:rPr>
+          <w:rFonts w:ascii="Newsreader" w:eastAsia="Newsreader" w:hAnsi="Newsreader" w:cs="Newsreader"/>
+        </w:rPr>
+        <w:t>lacus</w:t>
+      </w:r>
+      <w:proofErr w:type="spellEnd"/>
+      <w:r>
+        <w:rPr>
+          <w:rFonts w:ascii="Newsreader" w:eastAsia="Newsreader" w:hAnsi="Newsreader" w:cs="Newsreader"/>
+        </w:rPr>
+        <w:t xml:space="preserve"> </w:t>
+      </w:r>
+      <w:proofErr w:type="spellStart"/>
+      <w:r>
+        <w:rPr>
+          <w:rFonts w:ascii="Newsreader" w:eastAsia="Newsreader" w:hAnsi="Newsreader" w:cs="Newsreader"/>
+        </w:rPr>
+        <w:t>enim</w:t>
+      </w:r>
+      <w:proofErr w:type="spellEnd"/>
+      <w:r>
+        <w:rPr>
+          <w:rFonts w:ascii="Newsreader" w:eastAsia="Newsreader" w:hAnsi="Newsreader" w:cs="Newsreader"/>
+        </w:rPr>
+        <w:t xml:space="preserve">. Duis id </w:t>
+      </w:r>
+      <w:proofErr w:type="spellStart"/>
+      <w:r>
+        <w:rPr>
+          <w:rFonts w:ascii="Newsreader" w:eastAsia="Newsreader" w:hAnsi="Newsreader" w:cs="Newsreader"/>
+        </w:rPr>
+        <w:t>imperdiet</w:t>
+      </w:r>
+      <w:proofErr w:type="spellEnd"/>
+      <w:r>
+        <w:rPr>
+          <w:rFonts w:ascii="Newsreader" w:eastAsia="Newsreader" w:hAnsi="Newsreader" w:cs="Newsreader"/>
+        </w:rPr>
+        <w:t xml:space="preserve"> ex, vitae </w:t>
+      </w:r>
+      <w:proofErr w:type="spellStart"/>
+      <w:r>
+        <w:rPr>
+          <w:rFonts w:ascii="Newsreader" w:eastAsia="Newsreader" w:hAnsi="Newsreader" w:cs="Newsreader"/>
+        </w:rPr>
+        <w:t>bibendum</w:t>
+      </w:r>
+      <w:proofErr w:type="spellEnd"/>
+      <w:r>
+        <w:rPr>
+          <w:rFonts w:ascii="Newsreader" w:eastAsia="Newsreader" w:hAnsi="Newsreader" w:cs="Newsreader"/>
+        </w:rPr>
+        <w:t xml:space="preserve"> </w:t>
+      </w:r>
+      <w:proofErr w:type="spellStart"/>
+      <w:r>
+        <w:rPr>
+          <w:rFonts w:ascii="Newsreader" w:eastAsia="Newsreader" w:hAnsi="Newsreader" w:cs="Newsreader"/>
+        </w:rPr>
+        <w:t>neque</w:t>
+      </w:r>
+      <w:proofErr w:type="spellEnd"/>
+      <w:r>
+        <w:rPr>
+          <w:rFonts w:ascii="Newsreader" w:eastAsia="Newsreader" w:hAnsi="Newsreader" w:cs="Newsreader"/>
+        </w:rPr>
+        <w:t xml:space="preserve">. Nunc </w:t>
+      </w:r>
+      <w:proofErr w:type="spellStart"/>
+      <w:r>
+        <w:rPr>
+          <w:rFonts w:ascii="Newsreader" w:eastAsia="Newsreader" w:hAnsi="Newsreader" w:cs="Newsreader"/>
+        </w:rPr>
+        <w:t>elementum</w:t>
+      </w:r>
+      <w:proofErr w:type="spellEnd"/>
+      <w:r>
+        <w:rPr>
+          <w:rFonts w:ascii="Newsreader" w:eastAsia="Newsreader" w:hAnsi="Newsreader" w:cs="Newsreader"/>
+        </w:rPr>
+        <w:t xml:space="preserve"> fermentum </w:t>
+      </w:r>
+      <w:proofErr w:type="spellStart"/>
+      <w:r>
+        <w:rPr>
+          <w:rFonts w:ascii="Newsreader" w:eastAsia="Newsreader" w:hAnsi="Newsreader" w:cs="Newsreader"/>
+        </w:rPr>
+        <w:t>augue</w:t>
+      </w:r>
+      <w:proofErr w:type="spellEnd"/>
+      <w:r>
+        <w:rPr>
+          <w:rFonts w:ascii="Newsreader" w:eastAsia="Newsreader" w:hAnsi="Newsreader" w:cs="Newsreader"/>
+        </w:rPr>
+        <w:t xml:space="preserve"> non </w:t>
+      </w:r>
+      <w:proofErr w:type="spellStart"/>
+      <w:r>
+        <w:rPr>
+          <w:rFonts w:ascii="Newsreader" w:eastAsia="Newsreader" w:hAnsi="Newsreader" w:cs="Newsreader"/>
+        </w:rPr>
+        <w:t>sodales</w:t>
+      </w:r>
+      <w:proofErr w:type="spellEnd"/>
+      <w:r>
+        <w:rPr>
+          <w:rFonts w:ascii="Newsreader" w:eastAsia="Newsreader" w:hAnsi="Newsreader" w:cs="Newsreader"/>
+        </w:rPr>
+        <w:t xml:space="preserve">. Vestibulum </w:t>
+      </w:r>
+      <w:proofErr w:type="spellStart"/>
+      <w:r>
+        <w:rPr>
+          <w:rFonts w:ascii="Newsreader" w:eastAsia="Newsreader" w:hAnsi="Newsreader" w:cs="Newsreader"/>
+        </w:rPr>
+        <w:t>accumsan</w:t>
+      </w:r>
+      <w:proofErr w:type="spellEnd"/>
+      <w:r>
+        <w:rPr>
+          <w:rFonts w:ascii="Newsreader" w:eastAsia="Newsreader" w:hAnsi="Newsreader" w:cs="Newsreader"/>
+        </w:rPr>
+        <w:t xml:space="preserve"> sit </w:t>
+      </w:r>
+      <w:proofErr w:type="spellStart"/>
+      <w:r>
+        <w:rPr>
+          <w:rFonts w:ascii="Newsreader" w:eastAsia="Newsreader" w:hAnsi="Newsreader" w:cs="Newsreader"/>
+        </w:rPr>
+        <w:t>amet</w:t>
+      </w:r>
+      <w:proofErr w:type="spellEnd"/>
+      <w:r>
+        <w:rPr>
+          <w:rFonts w:ascii="Newsreader" w:eastAsia="Newsreader" w:hAnsi="Newsreader" w:cs="Newsreader"/>
+        </w:rPr>
+        <w:t xml:space="preserve"> </w:t>
+      </w:r>
+      <w:proofErr w:type="spellStart"/>
+      <w:r>
+        <w:rPr>
+          <w:rFonts w:ascii="Newsreader" w:eastAsia="Newsreader" w:hAnsi="Newsreader" w:cs="Newsreader"/>
+        </w:rPr>
+        <w:t>mauris</w:t>
+      </w:r>
+      <w:proofErr w:type="spellEnd"/>
+      <w:r>
+        <w:rPr>
+          <w:rFonts w:ascii="Newsreader" w:eastAsia="Newsreader" w:hAnsi="Newsreader" w:cs="Newsreader"/>
+        </w:rPr>
+        <w:t xml:space="preserve"> in </w:t>
+      </w:r>
+      <w:proofErr w:type="spellStart"/>
+      <w:r>
+        <w:rPr>
+          <w:rFonts w:ascii="Newsreader" w:eastAsia="Newsreader" w:hAnsi="Newsreader" w:cs="Newsreader"/>
+        </w:rPr>
+        <w:t>laoreet</w:t>
+      </w:r>
+      <w:proofErr w:type="spellEnd"/>
+      <w:r>
+        <w:rPr>
+          <w:rFonts w:ascii="Newsreader" w:eastAsia="Newsreader" w:hAnsi="Newsreader" w:cs="Newsreader"/>
+        </w:rPr>
+        <w:t xml:space="preserve">. </w:t>
+      </w:r>
+      <w:proofErr w:type="spellStart"/>
+      <w:r>
+        <w:rPr>
+          <w:rFonts w:ascii="Newsreader" w:eastAsia="Newsreader" w:hAnsi="Newsreader" w:cs="Newsreader"/>
+        </w:rPr>
+        <w:t>Nulla</w:t>
+      </w:r>
+      <w:proofErr w:type="spellEnd"/>
+      <w:r>
+        <w:rPr>
+          <w:rFonts w:ascii="Newsreader" w:eastAsia="Newsreader" w:hAnsi="Newsreader" w:cs="Newsreader"/>
+        </w:rPr>
+        <w:t xml:space="preserve"> tempus </w:t>
+      </w:r>
+      <w:proofErr w:type="spellStart"/>
+      <w:r>
+        <w:rPr>
+          <w:rFonts w:ascii="Newsreader" w:eastAsia="Newsreader" w:hAnsi="Newsreader" w:cs="Newsreader"/>
+        </w:rPr>
+        <w:t>quam</w:t>
+      </w:r>
+      <w:proofErr w:type="spellEnd"/>
+      <w:r>
+        <w:rPr>
+          <w:rFonts w:ascii="Newsreader" w:eastAsia="Newsreader" w:hAnsi="Newsreader" w:cs="Newsreader"/>
+        </w:rPr>
+        <w:t xml:space="preserve"> a dui </w:t>
+      </w:r>
+      <w:proofErr w:type="spellStart"/>
+      <w:r>
+        <w:rPr>
+          <w:rFonts w:ascii="Newsreader" w:eastAsia="Newsreader" w:hAnsi="Newsreader" w:cs="Newsreader"/>
+        </w:rPr>
+        <w:t>hendrerit</w:t>
+      </w:r>
+      <w:proofErr w:type="spellEnd"/>
+      <w:r>
+        <w:rPr>
+          <w:rFonts w:ascii="Newsreader" w:eastAsia="Newsreader" w:hAnsi="Newsreader" w:cs="Newsreader"/>
+        </w:rPr>
+        <w:t xml:space="preserve"> </w:t>
+      </w:r>
+      <w:proofErr w:type="spellStart"/>
+      <w:r>
+        <w:rPr>
+          <w:rFonts w:ascii="Newsreader" w:eastAsia="Newsreader" w:hAnsi="Newsreader" w:cs="Newsreader"/>
+        </w:rPr>
+        <w:t>egestas</w:t>
+      </w:r>
+      <w:proofErr w:type="spellEnd"/>
+      <w:r>
+        <w:rPr>
+          <w:rFonts w:ascii="Newsreader" w:eastAsia="Newsreader" w:hAnsi="Newsreader" w:cs="Newsreader"/>
+        </w:rPr>
+        <w:t xml:space="preserve">. Integer </w:t>
+      </w:r>
+      <w:proofErr w:type="spellStart"/>
+      <w:r>
+        <w:rPr>
+          <w:rFonts w:ascii="Newsreader" w:eastAsia="Newsreader" w:hAnsi="Newsreader" w:cs="Newsreader"/>
+        </w:rPr>
+        <w:t>nulla</w:t>
+      </w:r>
+      <w:proofErr w:type="spellEnd"/>
+      <w:r>
+        <w:rPr>
+          <w:rFonts w:ascii="Newsreader" w:eastAsia="Newsreader" w:hAnsi="Newsreader" w:cs="Newsreader"/>
+        </w:rPr>
+        <w:t xml:space="preserve"> </w:t>
+      </w:r>
+      <w:proofErr w:type="spellStart"/>
+      <w:r>
+        <w:rPr>
+          <w:rFonts w:ascii="Newsreader" w:eastAsia="Newsreader" w:hAnsi="Newsreader" w:cs="Newsreader"/>
+        </w:rPr>
+        <w:t>lacus</w:t>
+      </w:r>
+      <w:proofErr w:type="spellEnd"/>
+      <w:r>
+        <w:rPr>
+          <w:rFonts w:ascii="Newsreader" w:eastAsia="Newsreader" w:hAnsi="Newsreader" w:cs="Newsreader"/>
+        </w:rPr>
+        <w:t xml:space="preserve">, auctor </w:t>
+      </w:r>
+      <w:proofErr w:type="spellStart"/>
+      <w:r>
+        <w:rPr>
+          <w:rFonts w:ascii="Newsreader" w:eastAsia="Newsreader" w:hAnsi="Newsreader" w:cs="Newsreader"/>
+        </w:rPr>
+        <w:t>laoreet</w:t>
+      </w:r>
+      <w:proofErr w:type="spellEnd"/>
+      <w:r>
+        <w:rPr>
+          <w:rFonts w:ascii="Newsreader" w:eastAsia="Newsreader" w:hAnsi="Newsreader" w:cs="Newsreader"/>
+        </w:rPr>
+        <w:t xml:space="preserve"> </w:t>
+      </w:r>
+      <w:proofErr w:type="spellStart"/>
+      <w:r>
+        <w:rPr>
+          <w:rFonts w:ascii="Newsreader" w:eastAsia="Newsreader" w:hAnsi="Newsreader" w:cs="Newsreader"/>
+        </w:rPr>
+        <w:t>elit</w:t>
+      </w:r>
+      <w:proofErr w:type="spellEnd"/>
+      <w:r>
+        <w:rPr>
+          <w:rFonts w:ascii="Newsreader" w:eastAsia="Newsreader" w:hAnsi="Newsreader" w:cs="Newsreader"/>
+        </w:rPr>
+        <w:t xml:space="preserve"> ac, </w:t>
+      </w:r>
+      <w:proofErr w:type="spellStart"/>
+      <w:r>
+        <w:rPr>
+          <w:rFonts w:ascii="Newsreader" w:eastAsia="Newsreader" w:hAnsi="Newsreader" w:cs="Newsreader"/>
+        </w:rPr>
+        <w:t>ornare</w:t>
+      </w:r>
+      <w:proofErr w:type="spellEnd"/>
+      <w:r>
+        <w:rPr>
+          <w:rFonts w:ascii="Newsreader" w:eastAsia="Newsreader" w:hAnsi="Newsreader" w:cs="Newsreader"/>
+        </w:rPr>
+        <w:t xml:space="preserve"> </w:t>
+      </w:r>
+      <w:proofErr w:type="spellStart"/>
+      <w:r>
+        <w:rPr>
+          <w:rFonts w:ascii="Newsreader" w:eastAsia="Newsreader" w:hAnsi="Newsreader" w:cs="Newsreader"/>
+        </w:rPr>
+        <w:t>lobortis</w:t>
+      </w:r>
+      <w:proofErr w:type="spellEnd"/>
+      <w:r>
+        <w:rPr>
+          <w:rFonts w:ascii="Newsreader" w:eastAsia="Newsreader" w:hAnsi="Newsreader" w:cs="Newsreader"/>
+        </w:rPr>
+        <w:t xml:space="preserve"> sem. </w:t>
+      </w:r>
+      <w:proofErr w:type="spellStart"/>
+      <w:r>
+        <w:rPr>
+          <w:rFonts w:ascii="Newsreader" w:eastAsia="Newsreader" w:hAnsi="Newsreader" w:cs="Newsreader"/>
+        </w:rPr>
+        <w:t>Praesent</w:t>
+      </w:r>
+      <w:proofErr w:type="spellEnd"/>
+      <w:r>
+        <w:rPr>
+          <w:rFonts w:ascii="Newsreader" w:eastAsia="Newsreader" w:hAnsi="Newsreader" w:cs="Newsreader"/>
+        </w:rPr>
+        <w:t xml:space="preserve"> </w:t>
+      </w:r>
+      <w:proofErr w:type="spellStart"/>
+      <w:r>
+        <w:rPr>
+          <w:rFonts w:ascii="Newsreader" w:eastAsia="Newsreader" w:hAnsi="Newsreader" w:cs="Newsreader"/>
+        </w:rPr>
+        <w:t>accumsan</w:t>
+      </w:r>
+      <w:proofErr w:type="spellEnd"/>
+      <w:r>
+        <w:rPr>
+          <w:rFonts w:ascii="Newsreader" w:eastAsia="Newsreader" w:hAnsi="Newsreader" w:cs="Newsreader"/>
+        </w:rPr>
+        <w:t xml:space="preserve"> ligula in pulvinar </w:t>
+      </w:r>
+      <w:proofErr w:type="spellStart"/>
+      <w:r>
+        <w:rPr>
+          <w:rFonts w:ascii="Newsreader" w:eastAsia="Newsreader" w:hAnsi="Newsreader" w:cs="Newsreader"/>
+        </w:rPr>
+        <w:t>interdum</w:t>
+      </w:r>
+      <w:proofErr w:type="spellEnd"/>
+      <w:r>
+        <w:rPr>
+          <w:rFonts w:ascii="Newsreader" w:eastAsia="Newsreader" w:hAnsi="Newsreader" w:cs="Newsreader"/>
+        </w:rPr>
+        <w:t xml:space="preserve">. </w:t>
+      </w:r>
+      <w:proofErr w:type="spellStart"/>
+      <w:r>
+        <w:rPr>
+          <w:rFonts w:ascii="Newsreader" w:eastAsia="Newsreader" w:hAnsi="Newsreader" w:cs="Newsreader"/>
+        </w:rPr>
+        <w:t>Vivamus</w:t>
+      </w:r>
+      <w:proofErr w:type="spellEnd"/>
+      <w:r>
+        <w:rPr>
+          <w:rFonts w:ascii="Newsreader" w:eastAsia="Newsreader" w:hAnsi="Newsreader" w:cs="Newsreader"/>
+        </w:rPr>
+        <w:t xml:space="preserve"> ut </w:t>
+      </w:r>
+      <w:proofErr w:type="spellStart"/>
+      <w:r>
+        <w:rPr>
+          <w:rFonts w:ascii="Newsreader" w:eastAsia="Newsreader" w:hAnsi="Newsreader" w:cs="Newsreader"/>
+        </w:rPr>
+        <w:t>purus</w:t>
+      </w:r>
+      <w:proofErr w:type="spellEnd"/>
+      <w:r>
+        <w:rPr>
+          <w:rFonts w:ascii="Newsreader" w:eastAsia="Newsreader" w:hAnsi="Newsreader" w:cs="Newsreader"/>
+        </w:rPr>
+        <w:t xml:space="preserve"> </w:t>
+      </w:r>
+      <w:proofErr w:type="spellStart"/>
+      <w:r>
+        <w:rPr>
+          <w:rFonts w:ascii="Newsreader" w:eastAsia="Newsreader" w:hAnsi="Newsreader" w:cs="Newsreader"/>
+        </w:rPr>
+        <w:t>faucibus</w:t>
+      </w:r>
+      <w:proofErr w:type="spellEnd"/>
+      <w:r>
+        <w:rPr>
+          <w:rFonts w:ascii="Newsreader" w:eastAsia="Newsreader" w:hAnsi="Newsreader" w:cs="Newsreader"/>
+        </w:rPr>
+        <w:t xml:space="preserve"> magna </w:t>
+      </w:r>
+      <w:proofErr w:type="spellStart"/>
+      <w:r>
+        <w:rPr>
+          <w:rFonts w:ascii="Newsreader" w:eastAsia="Newsreader" w:hAnsi="Newsreader" w:cs="Newsreader"/>
+        </w:rPr>
+        <w:t>molestie</w:t>
+      </w:r>
+      <w:proofErr w:type="spellEnd"/>
+      <w:r>
+        <w:rPr>
+          <w:rFonts w:ascii="Newsreader" w:eastAsia="Newsreader" w:hAnsi="Newsreader" w:cs="Newsreader"/>
+        </w:rPr>
+        <w:t xml:space="preserve"> </w:t>
+      </w:r>
+      <w:proofErr w:type="spellStart"/>
+      <w:r>
+        <w:rPr>
+          <w:rFonts w:ascii="Newsreader" w:eastAsia="Newsreader" w:hAnsi="Newsreader" w:cs="Newsreader"/>
+        </w:rPr>
+        <w:t>viverra</w:t>
+      </w:r>
+      <w:proofErr w:type="spellEnd"/>
+      <w:r>
+        <w:rPr>
+          <w:rFonts w:ascii="Newsreader" w:eastAsia="Newsreader" w:hAnsi="Newsreader" w:cs="Newsreader"/>
+        </w:rPr>
+        <w:t xml:space="preserve"> </w:t>
+      </w:r>
+      <w:proofErr w:type="spellStart"/>
+      <w:r>
+        <w:rPr>
+          <w:rFonts w:ascii="Newsreader" w:eastAsia="Newsreader" w:hAnsi="Newsreader" w:cs="Newsreader"/>
+        </w:rPr>
+        <w:t>tincidunt</w:t>
+      </w:r>
+      <w:proofErr w:type="spellEnd"/>
+      <w:r>
+        <w:rPr>
+          <w:rFonts w:ascii="Newsreader" w:eastAsia="Newsreader" w:hAnsi="Newsreader" w:cs="Newsreader"/>
+        </w:rPr>
+        <w:t xml:space="preserve"> sed </w:t>
+      </w:r>
+      <w:proofErr w:type="spellStart"/>
+      <w:r>
+        <w:rPr>
+          <w:rFonts w:ascii="Newsreader" w:eastAsia="Newsreader" w:hAnsi="Newsreader" w:cs="Newsreader"/>
+        </w:rPr>
+        <w:t>elit</w:t>
+      </w:r>
+      <w:proofErr w:type="spellEnd"/>
+      <w:r>
+        <w:rPr>
+          <w:rFonts w:ascii="Newsreader" w:eastAsia="Newsreader" w:hAnsi="Newsreader" w:cs="Newsreader"/>
+        </w:rPr>
+        <w:t xml:space="preserve">. Nam et </w:t>
+      </w:r>
+      <w:proofErr w:type="spellStart"/>
+      <w:r>
+        <w:rPr>
+          <w:rFonts w:ascii="Newsreader" w:eastAsia="Newsreader" w:hAnsi="Newsreader" w:cs="Newsreader"/>
+        </w:rPr>
+        <w:t>dignissim</w:t>
+      </w:r>
+      <w:proofErr w:type="spellEnd"/>
+      <w:r>
+        <w:rPr>
+          <w:rFonts w:ascii="Newsreader" w:eastAsia="Newsreader" w:hAnsi="Newsreader" w:cs="Newsreader"/>
+        </w:rPr>
+        <w:t xml:space="preserve"> dui. Donec lacinia </w:t>
+      </w:r>
+      <w:proofErr w:type="spellStart"/>
+      <w:r>
+        <w:rPr>
+          <w:rFonts w:ascii="Newsreader" w:eastAsia="Newsreader" w:hAnsi="Newsreader" w:cs="Newsreader"/>
+        </w:rPr>
+        <w:t>eleifend</w:t>
+      </w:r>
+      <w:proofErr w:type="spellEnd"/>
+      <w:r>
+        <w:rPr>
+          <w:rFonts w:ascii="Newsreader" w:eastAsia="Newsreader" w:hAnsi="Newsreader" w:cs="Newsreader"/>
+        </w:rPr>
+        <w:t xml:space="preserve"> </w:t>
+      </w:r>
+      <w:proofErr w:type="spellStart"/>
+      <w:r>
+        <w:rPr>
+          <w:rFonts w:ascii="Newsreader" w:eastAsia="Newsreader" w:hAnsi="Newsreader" w:cs="Newsreader"/>
+        </w:rPr>
+        <w:t>dignissim</w:t>
+      </w:r>
+      <w:proofErr w:type="spellEnd"/>
+      <w:r>
+        <w:rPr>
+          <w:rFonts w:ascii="Newsreader" w:eastAsia="Newsreader" w:hAnsi="Newsreader" w:cs="Newsreader"/>
+        </w:rPr>
+        <w:t xml:space="preserve">. Donec non eros </w:t>
+      </w:r>
+      <w:proofErr w:type="spellStart"/>
+      <w:r>
+        <w:rPr>
+          <w:rFonts w:ascii="Newsreader" w:eastAsia="Newsreader" w:hAnsi="Newsreader" w:cs="Newsreader"/>
+        </w:rPr>
+        <w:t>finibus</w:t>
+      </w:r>
+      <w:proofErr w:type="spellEnd"/>
+      <w:r>
+        <w:rPr>
+          <w:rFonts w:ascii="Newsreader" w:eastAsia="Newsreader" w:hAnsi="Newsreader" w:cs="Newsreader"/>
+        </w:rPr>
+        <w:t xml:space="preserve">, </w:t>
+      </w:r>
+      <w:proofErr w:type="spellStart"/>
+      <w:r>
+        <w:rPr>
+          <w:rFonts w:ascii="Newsreader" w:eastAsia="Newsreader" w:hAnsi="Newsreader" w:cs="Newsreader"/>
+        </w:rPr>
+        <w:t>sodales</w:t>
+      </w:r>
+      <w:proofErr w:type="spellEnd"/>
+      <w:r>
+        <w:rPr>
+          <w:rFonts w:ascii="Newsreader" w:eastAsia="Newsreader" w:hAnsi="Newsreader" w:cs="Newsreader"/>
+        </w:rPr>
+        <w:t xml:space="preserve"> </w:t>
+      </w:r>
+      <w:proofErr w:type="spellStart"/>
+      <w:r>
+        <w:rPr>
+          <w:rFonts w:ascii="Newsreader" w:eastAsia="Newsreader" w:hAnsi="Newsreader" w:cs="Newsreader"/>
+        </w:rPr>
+        <w:t>sem</w:t>
+      </w:r>
+      <w:proofErr w:type="spellEnd"/>
+      <w:r>
+        <w:rPr>
+          <w:rFonts w:ascii="Newsreader" w:eastAsia="Newsreader" w:hAnsi="Newsreader" w:cs="Newsreader"/>
+        </w:rPr>
+        <w:t xml:space="preserve"> vel, </w:t>
+      </w:r>
+      <w:proofErr w:type="spellStart"/>
+      <w:r>
+        <w:rPr>
+          <w:rFonts w:ascii="Newsreader" w:eastAsia="Newsreader" w:hAnsi="Newsreader" w:cs="Newsreader"/>
+        </w:rPr>
+        <w:t>porttitor</w:t>
+      </w:r>
+      <w:proofErr w:type="spellEnd"/>
+      <w:r>
+        <w:rPr>
+          <w:rFonts w:ascii="Newsreader" w:eastAsia="Newsreader" w:hAnsi="Newsreader" w:cs="Newsreader"/>
+        </w:rPr>
+        <w:t xml:space="preserve"> ex. Sed </w:t>
+      </w:r>
+      <w:proofErr w:type="spellStart"/>
+      <w:r>
+        <w:rPr>
+          <w:rFonts w:ascii="Newsreader" w:eastAsia="Newsreader" w:hAnsi="Newsreader" w:cs="Newsreader"/>
+        </w:rPr>
+        <w:t>dapibus</w:t>
+      </w:r>
+      <w:proofErr w:type="spellEnd"/>
+      <w:r>
+        <w:rPr>
+          <w:rFonts w:ascii="Newsreader" w:eastAsia="Newsreader" w:hAnsi="Newsreader" w:cs="Newsreader"/>
+        </w:rPr>
+        <w:t xml:space="preserve"> dui sed </w:t>
+      </w:r>
+      <w:proofErr w:type="spellStart"/>
+      <w:r>
+        <w:rPr>
+          <w:rFonts w:ascii="Newsreader" w:eastAsia="Newsreader" w:hAnsi="Newsreader" w:cs="Newsreader"/>
+        </w:rPr>
+        <w:t>odio</w:t>
+      </w:r>
+      <w:proofErr w:type="spellEnd"/>
+      <w:r>
+        <w:rPr>
+          <w:rFonts w:ascii="Newsreader" w:eastAsia="Newsreader" w:hAnsi="Newsreader" w:cs="Newsreader"/>
+        </w:rPr>
+        <w:t xml:space="preserve"> </w:t>
+      </w:r>
+      <w:proofErr w:type="spellStart"/>
+      <w:r>
+        <w:rPr>
+          <w:rFonts w:ascii="Newsreader" w:eastAsia="Newsreader" w:hAnsi="Newsreader" w:cs="Newsreader"/>
+        </w:rPr>
+        <w:t>tincidunt</w:t>
+      </w:r>
+      <w:proofErr w:type="spellEnd"/>
+      <w:r>
+        <w:rPr>
+          <w:rFonts w:ascii="Newsreader" w:eastAsia="Newsreader" w:hAnsi="Newsreader" w:cs="Newsreader"/>
+        </w:rPr>
+        <w:t xml:space="preserve"> </w:t>
+      </w:r>
+      <w:proofErr w:type="spellStart"/>
+      <w:r>
+        <w:rPr>
+          <w:rFonts w:ascii="Newsreader" w:eastAsia="Newsreader" w:hAnsi="Newsreader" w:cs="Newsreader"/>
+        </w:rPr>
+        <w:t>fringilla</w:t>
+      </w:r>
+      <w:proofErr w:type="spellEnd"/>
+      <w:r>
+        <w:rPr>
+          <w:rFonts w:ascii="Newsreader" w:eastAsia="Newsreader" w:hAnsi="Newsreader" w:cs="Newsreader"/>
+        </w:rPr>
+        <w:t xml:space="preserve">. </w:t>
+      </w:r>
+      <w:proofErr w:type="spellStart"/>
+      <w:r>
+        <w:rPr>
+          <w:rFonts w:ascii="Newsreader" w:eastAsia="Newsreader" w:hAnsi="Newsreader" w:cs="Newsreader"/>
+        </w:rPr>
+        <w:t>Praesent</w:t>
+      </w:r>
+      <w:proofErr w:type="spellEnd"/>
+      <w:r>
+        <w:rPr>
+          <w:rFonts w:ascii="Newsreader" w:eastAsia="Newsreader" w:hAnsi="Newsreader" w:cs="Newsreader"/>
+        </w:rPr>
+        <w:t xml:space="preserve"> sed nisi a </w:t>
+      </w:r>
+      <w:proofErr w:type="spellStart"/>
+      <w:r>
+        <w:rPr>
+          <w:rFonts w:ascii="Newsreader" w:eastAsia="Newsreader" w:hAnsi="Newsreader" w:cs="Newsreader"/>
+        </w:rPr>
+        <w:t>quam</w:t>
+      </w:r>
+      <w:proofErr w:type="spellEnd"/>
+      <w:r>
+        <w:rPr>
+          <w:rFonts w:ascii="Newsreader" w:eastAsia="Newsreader" w:hAnsi="Newsreader" w:cs="Newsreader"/>
+        </w:rPr>
+        <w:t xml:space="preserve"> </w:t>
+      </w:r>
+      <w:proofErr w:type="spellStart"/>
+      <w:r>
+        <w:rPr>
+          <w:rFonts w:ascii="Newsreader" w:eastAsia="Newsreader" w:hAnsi="Newsreader" w:cs="Newsreader"/>
+        </w:rPr>
+        <w:t>sodales</w:t>
+      </w:r>
+      <w:proofErr w:type="spellEnd"/>
+      <w:r>
+        <w:rPr>
+          <w:rFonts w:ascii="Newsreader" w:eastAsia="Newsreader" w:hAnsi="Newsreader" w:cs="Newsreader"/>
+        </w:rPr>
+        <w:t xml:space="preserve"> </w:t>
+      </w:r>
+      <w:proofErr w:type="spellStart"/>
+      <w:r>
+        <w:rPr>
+          <w:rFonts w:ascii="Newsreader" w:eastAsia="Newsreader" w:hAnsi="Newsreader" w:cs="Newsreader"/>
+        </w:rPr>
+        <w:t>fringilla</w:t>
+      </w:r>
+      <w:proofErr w:type="spellEnd"/>
+      <w:r>
+        <w:rPr>
+          <w:rFonts w:ascii="Newsreader" w:eastAsia="Newsreader" w:hAnsi="Newsreader" w:cs="Newsreader"/>
+        </w:rPr>
+        <w:t xml:space="preserve"> </w:t>
+      </w:r>
+      <w:proofErr w:type="spellStart"/>
+      <w:r>
+        <w:rPr>
+          <w:rFonts w:ascii="Newsreader" w:eastAsia="Newsreader" w:hAnsi="Newsreader" w:cs="Newsreader"/>
+        </w:rPr>
+        <w:t>eu</w:t>
+      </w:r>
+      <w:proofErr w:type="spellEnd"/>
+      <w:r>
+        <w:rPr>
+          <w:rFonts w:ascii="Newsreader" w:eastAsia="Newsreader" w:hAnsi="Newsreader" w:cs="Newsreader"/>
+        </w:rPr>
+        <w:t xml:space="preserve"> vel dui. Nam </w:t>
+      </w:r>
+      <w:proofErr w:type="spellStart"/>
+      <w:r>
+        <w:rPr>
+          <w:rFonts w:ascii="Newsreader" w:eastAsia="Newsreader" w:hAnsi="Newsreader" w:cs="Newsreader"/>
+        </w:rPr>
+        <w:t>congue</w:t>
+      </w:r>
+      <w:proofErr w:type="spellEnd"/>
+      <w:r>
+        <w:rPr>
+          <w:rFonts w:ascii="Newsreader" w:eastAsia="Newsreader" w:hAnsi="Newsreader" w:cs="Newsreader"/>
+        </w:rPr>
+        <w:t xml:space="preserve"> id diam at </w:t>
+      </w:r>
+      <w:proofErr w:type="spellStart"/>
+      <w:r>
+        <w:rPr>
+          <w:rFonts w:ascii="Newsreader" w:eastAsia="Newsreader" w:hAnsi="Newsreader" w:cs="Newsreader"/>
+        </w:rPr>
+        <w:t>interdum</w:t>
+      </w:r>
+      <w:proofErr w:type="spellEnd"/>
+      <w:r>
+        <w:rPr>
+          <w:rFonts w:ascii="Newsreader" w:eastAsia="Newsreader" w:hAnsi="Newsreader" w:cs="Newsreader"/>
+        </w:rPr>
+        <w:t xml:space="preserve">. Mauris </w:t>
+      </w:r>
+      <w:proofErr w:type="spellStart"/>
+      <w:r>
+        <w:rPr>
+          <w:rFonts w:ascii="Newsreader" w:eastAsia="Newsreader" w:hAnsi="Newsreader" w:cs="Newsreader"/>
+        </w:rPr>
+        <w:t>viverra</w:t>
+      </w:r>
+      <w:proofErr w:type="spellEnd"/>
+      <w:r>
+        <w:rPr>
+          <w:rFonts w:ascii="Newsreader" w:eastAsia="Newsreader" w:hAnsi="Newsreader" w:cs="Newsreader"/>
+        </w:rPr>
+        <w:t xml:space="preserve"> </w:t>
+      </w:r>
+      <w:proofErr w:type="spellStart"/>
+      <w:r>
+        <w:rPr>
+          <w:rFonts w:ascii="Newsreader" w:eastAsia="Newsreader" w:hAnsi="Newsreader" w:cs="Newsreader"/>
+        </w:rPr>
+        <w:t>sollicitudin</w:t>
+      </w:r>
+      <w:proofErr w:type="spellEnd"/>
+      <w:r>
+        <w:rPr>
+          <w:rFonts w:ascii="Newsreader" w:eastAsia="Newsreader" w:hAnsi="Newsreader" w:cs="Newsreader"/>
+        </w:rPr>
+        <w:t xml:space="preserve"> </w:t>
+      </w:r>
+      <w:proofErr w:type="spellStart"/>
+      <w:r>
+        <w:rPr>
+          <w:rFonts w:ascii="Newsreader" w:eastAsia="Newsreader" w:hAnsi="Newsreader" w:cs="Newsreader"/>
+        </w:rPr>
+        <w:t>justo</w:t>
+      </w:r>
+      <w:proofErr w:type="spellEnd"/>
+      <w:r>
+        <w:rPr>
+          <w:rFonts w:ascii="Newsreader" w:eastAsia="Newsreader" w:hAnsi="Newsreader" w:cs="Newsreader"/>
+        </w:rPr>
+        <w:t xml:space="preserve">, et convallis est pharetra vel. Donec </w:t>
       </w:r>
       <w:proofErr w:type="spellStart"/>
       <w:r>
@@ -3898,8 +3882,8 @@
       </w:r>
     </w:p>
     <w:sectPr>
-      <w:headerReference w:type="default" r:id="rId7"/>
-      <w:footerReference w:type="default" r:id="rId8"/>
+      <w:headerReference w:type="default" r:id="rId8"/>
+      <w:footerReference w:type="default" r:id="rId9"/>
       <w:pgSz w:w="12240" w:h="15840"/>
       <w:pgMar w:top="1440" w:right="1440" w:bottom="1440" w:left="0" w:header="1440" w:footer="720" w:gutter="0"/>
       <w:pgNumType w:start="1"/>
@@ -4202,7 +4186,64 @@
         <w:szCs w:val="16"/>
       </w:rPr>
       <w:drawing>
-        <wp:anchor distT="114300" distB="114300" distL="114300" distR="114300" simplePos="0" relativeHeight="251665408" behindDoc="1" locked="0" layoutInCell="1" hidden="0" allowOverlap="1" wp14:anchorId="762CFE32" wp14:editId="4A279CFD">
+        <wp:anchor distT="114300" distB="114300" distL="114300" distR="114300" simplePos="0" relativeHeight="251658240" behindDoc="1" locked="0" layoutInCell="1" hidden="0" allowOverlap="1" wp14:anchorId="4D28238E" wp14:editId="70BE31B7">
+          <wp:simplePos x="0" y="0"/>
+          <wp:positionH relativeFrom="margin">
+            <wp:posOffset>3107055</wp:posOffset>
+          </wp:positionH>
+          <wp:positionV relativeFrom="margin">
+            <wp:posOffset>-960120</wp:posOffset>
+          </wp:positionV>
+          <wp:extent cx="1683385" cy="459740"/>
+          <wp:effectExtent l="0" t="0" r="5715" b="0"/>
+          <wp:wrapNone/>
+          <wp:docPr id="2" name="image3.png"/>
+          <wp:cNvGraphicFramePr/>
+          <a:graphic xmlns:a="http://schemas.openxmlformats.org/drawingml/2006/main">
+            <a:graphicData uri="http://schemas.openxmlformats.org/drawingml/2006/picture">
+              <pic:pic xmlns:pic="http://schemas.openxmlformats.org/drawingml/2006/picture">
+                <pic:nvPicPr>
+                  <pic:cNvPr id="2" name="image3.png"/>
+                  <pic:cNvPicPr preferRelativeResize="0"/>
+                </pic:nvPicPr>
+                <pic:blipFill rotWithShape="1">
+                  <a:blip r:embed="rId1">
+                    <a:extLst>
+                      <a:ext uri="{96DAC541-7B7A-43D3-8B79-37D633B846F1}">
+                        <asvg:svgBlip xmlns:asvg="http://schemas.microsoft.com/office/drawing/2016/SVG/main" r:embed="rId2"/>
+                      </a:ext>
+                    </a:extLst>
+                  </a:blip>
+                  <a:srcRect l="1" t="-2945" r="1" b="-2943"/>
+                  <a:stretch>
+                    <a:fillRect/>
+                  </a:stretch>
+                </pic:blipFill>
+                <pic:spPr>
+                  <a:xfrm>
+                    <a:off x="0" y="0"/>
+                    <a:ext cx="1683385" cy="459740"/>
+                  </a:xfrm>
+                  <a:prstGeom prst="rect">
+                    <a:avLst/>
+                  </a:prstGeom>
+                </pic:spPr>
+              </pic:pic>
+            </a:graphicData>
+          </a:graphic>
+        </wp:anchor>
+      </w:drawing>
+    </w:r>
+    <w:r>
+      <w:rPr>
+        <w:rFonts w:ascii="Newsreader Light" w:eastAsia="Newsreader Light" w:hAnsi="Newsreader Light" w:cs="Newsreader Light"/>
+        <w:noProof/>
+        <w:color w:val="031527"/>
+        <w:sz w:val="16"/>
+        <w:szCs w:val="16"/>
+      </w:rPr>
+      <w:drawing>
+        <wp:anchor distT="114300" distB="114300" distL="114300" distR="114300" simplePos="0" relativeHeight="251665408" behindDoc="1" locked="0" layoutInCell="1" hidden="0" allowOverlap="1" wp14:anchorId="762CFE32" wp14:editId="3B78FDF0">
           <wp:simplePos x="0" y="0"/>
           <wp:positionH relativeFrom="page">
             <wp:posOffset>433233</wp:posOffset>
@@ -4223,7 +4264,7 @@
                   <pic:cNvPicPr preferRelativeResize="0"/>
                 </pic:nvPicPr>
                 <pic:blipFill>
-                  <a:blip r:embed="rId1"/>
+                  <a:blip r:embed="rId3"/>
                   <a:srcRect/>
                   <a:stretch>
                     <a:fillRect/>
@@ -4248,58 +4289,6 @@
           <wp14:sizeRelV relativeFrom="margin">
             <wp14:pctHeight>0</wp14:pctHeight>
           </wp14:sizeRelV>
-        </wp:anchor>
-      </w:drawing>
-    </w:r>
-    <w:r>
-      <w:rPr>
-        <w:rFonts w:ascii="Newsreader Light" w:eastAsia="Newsreader Light" w:hAnsi="Newsreader Light" w:cs="Newsreader Light"/>
-        <w:noProof/>
-        <w:color w:val="031527"/>
-        <w:sz w:val="16"/>
-        <w:szCs w:val="16"/>
-      </w:rPr>
-      <w:drawing>
-        <wp:anchor distT="114300" distB="114300" distL="114300" distR="114300" simplePos="0" relativeHeight="251658240" behindDoc="1" locked="0" layoutInCell="1" hidden="0" allowOverlap="1" wp14:anchorId="4D28238E" wp14:editId="72FB8B77">
-          <wp:simplePos x="0" y="0"/>
-          <wp:positionH relativeFrom="margin">
-            <wp:posOffset>3108960</wp:posOffset>
-          </wp:positionH>
-          <wp:positionV relativeFrom="margin">
-            <wp:posOffset>-956733</wp:posOffset>
-          </wp:positionV>
-          <wp:extent cx="1683615" cy="460058"/>
-          <wp:effectExtent l="0" t="0" r="0" b="0"/>
-          <wp:wrapNone/>
-          <wp:docPr id="2" name="image3.png"/>
-          <wp:cNvGraphicFramePr/>
-          <a:graphic xmlns:a="http://schemas.openxmlformats.org/drawingml/2006/main">
-            <a:graphicData uri="http://schemas.openxmlformats.org/drawingml/2006/picture">
-              <pic:pic xmlns:pic="http://schemas.openxmlformats.org/drawingml/2006/picture">
-                <pic:nvPicPr>
-                  <pic:cNvPr id="0" name="image3.png"/>
-                  <pic:cNvPicPr preferRelativeResize="0"/>
-                </pic:nvPicPr>
-                <pic:blipFill>
-                  <a:blip r:embed="rId2"/>
-                  <a:srcRect l="-1415" t="-5488" r="-1415" b="-5488"/>
-                  <a:stretch>
-                    <a:fillRect/>
-                  </a:stretch>
-                </pic:blipFill>
-                <pic:spPr>
-                  <a:xfrm>
-                    <a:off x="0" y="0"/>
-                    <a:ext cx="1683615" cy="460058"/>
-                  </a:xfrm>
-                  <a:prstGeom prst="rect">
-                    <a:avLst/>
-                  </a:prstGeom>
-                  <a:ln/>
-                </pic:spPr>
-              </pic:pic>
-            </a:graphicData>
-          </a:graphic>
         </wp:anchor>
       </w:drawing>
     </w:r>
